--- a/lab5.docx
+++ b/lab5.docx
@@ -1210,6 +1210,65 @@
           <w:rtl w:val="0"/>
         </w:rPr>
         <w:t xml:space="preserve">Przeprowadzenie testów na szerokim zestawie urządzeń (różne wersje OS i rozdzielczości ekranów), wprowadzenie minimalnych wymagań technicznych dla instalacji aplikacji.</w:t>
+      </w:r>
+    </w:p>
+    <w:p>
+      <w:pPr>
+        <w:jc w:val="both"/>
+        <w:rPr/>
+      </w:pPr>
+      <w:r>
+        <w:rPr>
+          <w:rtl w:val="0"/>
+        </w:rPr>
+      </w:r>
+    </w:p>
+    <w:p>
+      <w:pPr>
+        <w:jc w:val="both"/>
+        <w:rPr/>
+      </w:pPr>
+      <w:r>
+        <w:rPr>
+          <w:rtl w:val="0"/>
+        </w:rPr>
+        <w:t xml:space="preserve">Ryzyko 4:</w:t>
+      </w:r>
+    </w:p>
+    <w:p>
+      <w:pPr>
+        <w:jc w:val="both"/>
+        <w:rPr/>
+      </w:pPr>
+      <w:r>
+        <w:rPr>
+          <w:rtl w:val="0"/>
+        </w:rPr>
+        <w:t xml:space="preserve">Utrata danych uczelni lub użytkowników w wyniku awarii serwera lub błędu synchronizacji.</w:t>
+      </w:r>
+    </w:p>
+    <w:p>
+      <w:pPr>
+        <w:jc w:val="both"/>
+        <w:rPr/>
+      </w:pPr>
+      <w:r>
+        <w:rPr>
+          <w:rtl w:val="0"/>
+        </w:rPr>
+        <w:t xml:space="preserve">Rozwiązanie:</w:t>
+      </w:r>
+    </w:p>
+    <w:p>
+      <w:pPr>
+        <w:jc w:val="both"/>
+        <w:rPr/>
+      </w:pPr>
+      <w:r>
+        <w:rPr>
+          <w:rtl w:val="0"/>
+        </w:rPr>
+        <w:t xml:space="preserve">Wprowadzenie systemu automatycznego tworzenia kopii zapasowych (backupów) danych uczelni oraz użytkowników w chmurze, wdrożenie obrazu częściowej bazy danych, przechowującego kluczowe informacje lokalnie w urządzeniu użytkownika, które synchronizują się po przywróceniu połączenia.</w:t>
       </w:r>
     </w:p>
     <w:p>
